--- a/RAG_tetsing_KB/alex_NUS.docx
+++ b/RAG_tetsing_KB/alex_NUS.docx
@@ -3,6 +3,7 @@
 <w:document xmlns:wpc="http://schemas.microsoft.com/office/word/2010/wordprocessingCanvas" xmlns:cx="http://schemas.microsoft.com/office/drawing/2014/chartex" xmlns:cx1="http://schemas.microsoft.com/office/drawing/2015/9/8/chartex" xmlns:cx2="http://schemas.microsoft.com/office/drawing/2015/10/21/chartex" xmlns:cx3="http://schemas.microsoft.com/office/drawing/2016/5/9/chartex" xmlns:cx4="http://schemas.microsoft.com/office/drawing/2016/5/10/chartex" xmlns:cx5="http://schemas.microsoft.com/office/drawing/2016/5/11/chartex" xmlns:cx6="http://schemas.microsoft.com/office/drawing/2016/5/12/chartex" xmlns:cx7="http://schemas.microsoft.com/office/drawing/2016/5/13/chartex" xmlns:cx8="http://schemas.microsoft.com/office/drawing/2016/5/14/chartex" xmlns:mc="http://schemas.openxmlformats.org/markup-compatibility/2006" xmlns:aink="http://schemas.microsoft.com/office/drawing/2016/ink" xmlns:am3d="http://schemas.microsoft.com/office/drawing/2017/model3d" xmlns:o="urn:schemas-microsoft-com:office:office" xmlns:oel="http://schemas.microsoft.com/office/2019/extlst" xmlns:r="http://schemas.openxmlformats.org/officeDocument/2006/relationships" xmlns:m="http://schemas.openxmlformats.org/officeDocument/2006/math" xmlns:v="urn:schemas-microsoft-com:vml" xmlns:wp14="http://schemas.microsoft.com/office/word/2010/wordprocessingDrawing" xmlns:wp="http://schemas.openxmlformats.org/drawingml/2006/wordprocessingDrawing" xmlns:w10="urn:schemas-microsoft-com:office:word" xmlns:w="http://schemas.openxmlformats.org/wordprocessingml/2006/main" xmlns:w14="http://schemas.microsoft.com/office/word/2010/wordml" xmlns:w15="http://schemas.microsoft.com/office/word/2012/wordml" xmlns:w16cex="http://schemas.microsoft.com/office/word/2018/wordml/cex" xmlns:w16cid="http://schemas.microsoft.com/office/word/2016/wordml/cid" xmlns:w16="http://schemas.microsoft.com/office/word/2018/wordml" xmlns:w16du="http://schemas.microsoft.com/office/word/2023/wordml/word16du" xmlns:w16sdtdh="http://schemas.microsoft.com/office/word/2020/wordml/sdtdatahash" xmlns:w16sdtfl="http://schemas.microsoft.com/office/word/2024/wordml/sdtformatlock" xmlns:w16se="http://schemas.microsoft.com/office/word/2015/wordml/symex" xmlns:wpg="http://schemas.microsoft.com/office/word/2010/wordprocessingGroup" xmlns:wpi="http://schemas.microsoft.com/office/word/2010/wordprocessingInk" xmlns:wne="http://schemas.microsoft.com/office/word/2006/wordml" xmlns:wps="http://schemas.microsoft.com/office/word/2010/wordprocessingShape" mc:Ignorable="w14 w15 w16se w16cid w16 w16cex w16sdtdh w16sdtfl w16du wp14">
   <w:body>
     <w:p>
+      <w:bookmarkStart w:id="0" w:name="OLE_LINK1"/>
       <w:r>
         <w:t xml:space="preserve">Alex is studying </w:t>
       </w:r>
@@ -23,6 +24,984 @@
         <w:t xml:space="preserve"> things are deep learning and Agentic systems</w:t>
       </w:r>
     </w:p>
+    <w:p/>
+    <w:p>
+      <w:r>
+        <w:t xml:space="preserve">In her free time, she likes to play hockey and </w:t>
+      </w:r>
+      <w:proofErr w:type="gramStart"/>
+      <w:r>
+        <w:t>basketball, and</w:t>
+      </w:r>
+      <w:proofErr w:type="gramEnd"/>
+      <w:r>
+        <w:t xml:space="preserve"> is a huge fan of F1.</w:t>
+      </w:r>
+      <w:bookmarkEnd w:id="0"/>
+    </w:p>
+    <w:p/>
+    <w:p>
+      <w:proofErr w:type="spellStart"/>
+      <w:r>
+        <w:t>Heres</w:t>
+      </w:r>
+      <w:proofErr w:type="spellEnd"/>
+      <w:r>
+        <w:t xml:space="preserve"> how her typical day routine looks like:</w:t>
+      </w:r>
+      <w:r>
+        <w:br/>
+      </w:r>
+    </w:p>
+    <w:tbl>
+      <w:tblPr>
+        <w:tblW w:w="0" w:type="auto"/>
+        <w:tblCellSpacing w:w="15" w:type="dxa"/>
+        <w:tblCellMar>
+          <w:top w:w="15" w:type="dxa"/>
+          <w:left w:w="15" w:type="dxa"/>
+          <w:bottom w:w="15" w:type="dxa"/>
+          <w:right w:w="15" w:type="dxa"/>
+        </w:tblCellMar>
+        <w:tblLook w:val="04A0" w:firstRow="1" w:lastRow="0" w:firstColumn="1" w:lastColumn="0" w:noHBand="0" w:noVBand="1"/>
+      </w:tblPr>
+      <w:tblGrid>
+        <w:gridCol w:w="1615"/>
+        <w:gridCol w:w="7745"/>
+      </w:tblGrid>
+      <w:tr>
+        <w:trPr>
+          <w:tblHeader/>
+          <w:tblCellSpacing w:w="15" w:type="dxa"/>
+        </w:trPr>
+        <w:tc>
+          <w:tcPr>
+            <w:tcW w:w="0" w:type="auto"/>
+            <w:vAlign w:val="center"/>
+            <w:hideMark/>
+          </w:tcPr>
+          <w:p>
+            <w:pPr>
+              <w:spacing w:after="0" w:line="240" w:lineRule="auto"/>
+              <w:jc w:val="center"/>
+              <w:rPr>
+                <w:rFonts w:ascii="Times New Roman" w:eastAsia="Times New Roman" w:hAnsi="Times New Roman" w:cs="Times New Roman"/>
+                <w:b/>
+                <w:bCs/>
+                <w:kern w:val="0"/>
+                <w14:ligatures w14:val="none"/>
+              </w:rPr>
+            </w:pPr>
+            <w:r>
+              <w:rPr>
+                <w:rFonts w:ascii="Times New Roman" w:eastAsia="Times New Roman" w:hAnsi="Times New Roman" w:cs="Times New Roman"/>
+                <w:b/>
+                <w:bCs/>
+                <w:kern w:val="0"/>
+                <w14:ligatures w14:val="none"/>
+              </w:rPr>
+              <w:t>Time</w:t>
+            </w:r>
+          </w:p>
+        </w:tc>
+        <w:tc>
+          <w:tcPr>
+            <w:tcW w:w="0" w:type="auto"/>
+            <w:vAlign w:val="center"/>
+            <w:hideMark/>
+          </w:tcPr>
+          <w:p>
+            <w:pPr>
+              <w:spacing w:after="0" w:line="240" w:lineRule="auto"/>
+              <w:jc w:val="center"/>
+              <w:rPr>
+                <w:rFonts w:ascii="Times New Roman" w:eastAsia="Times New Roman" w:hAnsi="Times New Roman" w:cs="Times New Roman"/>
+                <w:b/>
+                <w:bCs/>
+                <w:kern w:val="0"/>
+                <w14:ligatures w14:val="none"/>
+              </w:rPr>
+            </w:pPr>
+            <w:r>
+              <w:rPr>
+                <w:rFonts w:ascii="Times New Roman" w:eastAsia="Times New Roman" w:hAnsi="Times New Roman" w:cs="Times New Roman"/>
+                <w:b/>
+                <w:bCs/>
+                <w:kern w:val="0"/>
+                <w14:ligatures w14:val="none"/>
+              </w:rPr>
+              <w:t>Activity</w:t>
+            </w:r>
+          </w:p>
+        </w:tc>
+      </w:tr>
+      <w:tr>
+        <w:trPr>
+          <w:tblCellSpacing w:w="15" w:type="dxa"/>
+        </w:trPr>
+        <w:tc>
+          <w:tcPr>
+            <w:tcW w:w="0" w:type="auto"/>
+            <w:vAlign w:val="center"/>
+            <w:hideMark/>
+          </w:tcPr>
+          <w:p>
+            <w:pPr>
+              <w:spacing w:after="0" w:line="240" w:lineRule="auto"/>
+              <w:rPr>
+                <w:rFonts w:ascii="Times New Roman" w:eastAsia="Times New Roman" w:hAnsi="Times New Roman" w:cs="Times New Roman"/>
+                <w:kern w:val="0"/>
+                <w14:ligatures w14:val="none"/>
+              </w:rPr>
+            </w:pPr>
+            <w:r>
+              <w:rPr>
+                <w:rFonts w:ascii="Times New Roman" w:eastAsia="Times New Roman" w:hAnsi="Times New Roman" w:cs="Times New Roman"/>
+                <w:b/>
+                <w:bCs/>
+                <w:kern w:val="0"/>
+                <w14:ligatures w14:val="none"/>
+              </w:rPr>
+              <w:t>7:00 AM</w:t>
+            </w:r>
+          </w:p>
+        </w:tc>
+        <w:tc>
+          <w:tcPr>
+            <w:tcW w:w="0" w:type="auto"/>
+            <w:vAlign w:val="center"/>
+            <w:hideMark/>
+          </w:tcPr>
+          <w:p>
+            <w:pPr>
+              <w:spacing w:after="0" w:line="240" w:lineRule="auto"/>
+              <w:rPr>
+                <w:rFonts w:ascii="Times New Roman" w:eastAsia="Times New Roman" w:hAnsi="Times New Roman" w:cs="Times New Roman"/>
+                <w:kern w:val="0"/>
+                <w14:ligatures w14:val="none"/>
+              </w:rPr>
+            </w:pPr>
+            <w:r>
+              <w:rPr>
+                <w:rFonts w:ascii="Times New Roman" w:eastAsia="Times New Roman" w:hAnsi="Times New Roman" w:cs="Times New Roman"/>
+                <w:kern w:val="0"/>
+                <w14:ligatures w14:val="none"/>
+              </w:rPr>
+              <w:t>Wake up, check messages, skim AI news (new papers, model releases, agent frameworks)</w:t>
+            </w:r>
+          </w:p>
+        </w:tc>
+      </w:tr>
+      <w:tr>
+        <w:trPr>
+          <w:tblCellSpacing w:w="15" w:type="dxa"/>
+        </w:trPr>
+        <w:tc>
+          <w:tcPr>
+            <w:tcW w:w="0" w:type="auto"/>
+            <w:vAlign w:val="center"/>
+            <w:hideMark/>
+          </w:tcPr>
+          <w:p>
+            <w:pPr>
+              <w:spacing w:after="0" w:line="240" w:lineRule="auto"/>
+              <w:rPr>
+                <w:rFonts w:ascii="Times New Roman" w:eastAsia="Times New Roman" w:hAnsi="Times New Roman" w:cs="Times New Roman"/>
+                <w:kern w:val="0"/>
+                <w14:ligatures w14:val="none"/>
+              </w:rPr>
+            </w:pPr>
+            <w:r>
+              <w:rPr>
+                <w:rFonts w:ascii="Times New Roman" w:eastAsia="Times New Roman" w:hAnsi="Times New Roman" w:cs="Times New Roman"/>
+                <w:b/>
+                <w:bCs/>
+                <w:kern w:val="0"/>
+                <w14:ligatures w14:val="none"/>
+              </w:rPr>
+              <w:t>7:30 AM</w:t>
+            </w:r>
+          </w:p>
+        </w:tc>
+        <w:tc>
+          <w:tcPr>
+            <w:tcW w:w="0" w:type="auto"/>
+            <w:vAlign w:val="center"/>
+            <w:hideMark/>
+          </w:tcPr>
+          <w:p>
+            <w:pPr>
+              <w:spacing w:after="0" w:line="240" w:lineRule="auto"/>
+              <w:rPr>
+                <w:rFonts w:ascii="Times New Roman" w:eastAsia="Times New Roman" w:hAnsi="Times New Roman" w:cs="Times New Roman"/>
+                <w:kern w:val="0"/>
+                <w14:ligatures w14:val="none"/>
+              </w:rPr>
+            </w:pPr>
+            <w:r>
+              <w:rPr>
+                <w:rFonts w:ascii="Times New Roman" w:eastAsia="Times New Roman" w:hAnsi="Times New Roman" w:cs="Times New Roman"/>
+                <w:kern w:val="0"/>
+                <w14:ligatures w14:val="none"/>
+              </w:rPr>
+              <w:t>Breakfast while watching highlights from the latest F1 practice session or race recap</w:t>
+            </w:r>
+          </w:p>
+        </w:tc>
+      </w:tr>
+      <w:tr>
+        <w:trPr>
+          <w:tblCellSpacing w:w="15" w:type="dxa"/>
+        </w:trPr>
+        <w:tc>
+          <w:tcPr>
+            <w:tcW w:w="0" w:type="auto"/>
+            <w:vAlign w:val="center"/>
+            <w:hideMark/>
+          </w:tcPr>
+          <w:p>
+            <w:pPr>
+              <w:spacing w:after="0" w:line="240" w:lineRule="auto"/>
+              <w:rPr>
+                <w:rFonts w:ascii="Times New Roman" w:eastAsia="Times New Roman" w:hAnsi="Times New Roman" w:cs="Times New Roman"/>
+                <w:kern w:val="0"/>
+                <w14:ligatures w14:val="none"/>
+              </w:rPr>
+            </w:pPr>
+            <w:r>
+              <w:rPr>
+                <w:rFonts w:ascii="Times New Roman" w:eastAsia="Times New Roman" w:hAnsi="Times New Roman" w:cs="Times New Roman"/>
+                <w:b/>
+                <w:bCs/>
+                <w:kern w:val="0"/>
+                <w14:ligatures w14:val="none"/>
+              </w:rPr>
+              <w:t>8:00 AM</w:t>
+            </w:r>
+          </w:p>
+        </w:tc>
+        <w:tc>
+          <w:tcPr>
+            <w:tcW w:w="0" w:type="auto"/>
+            <w:vAlign w:val="center"/>
+            <w:hideMark/>
+          </w:tcPr>
+          <w:p>
+            <w:pPr>
+              <w:spacing w:after="0" w:line="240" w:lineRule="auto"/>
+              <w:rPr>
+                <w:rFonts w:ascii="Times New Roman" w:eastAsia="Times New Roman" w:hAnsi="Times New Roman" w:cs="Times New Roman"/>
+                <w:kern w:val="0"/>
+                <w14:ligatures w14:val="none"/>
+              </w:rPr>
+            </w:pPr>
+            <w:r>
+              <w:rPr>
+                <w:rFonts w:ascii="Times New Roman" w:eastAsia="Times New Roman" w:hAnsi="Times New Roman" w:cs="Times New Roman"/>
+                <w:kern w:val="0"/>
+                <w14:ligatures w14:val="none"/>
+              </w:rPr>
+              <w:t>Review lecture notes and prepare for classes</w:t>
+            </w:r>
+          </w:p>
+        </w:tc>
+      </w:tr>
+      <w:tr>
+        <w:trPr>
+          <w:tblCellSpacing w:w="15" w:type="dxa"/>
+        </w:trPr>
+        <w:tc>
+          <w:tcPr>
+            <w:tcW w:w="0" w:type="auto"/>
+            <w:vAlign w:val="center"/>
+            <w:hideMark/>
+          </w:tcPr>
+          <w:p>
+            <w:pPr>
+              <w:spacing w:after="0" w:line="240" w:lineRule="auto"/>
+              <w:rPr>
+                <w:rFonts w:ascii="Times New Roman" w:eastAsia="Times New Roman" w:hAnsi="Times New Roman" w:cs="Times New Roman"/>
+                <w:kern w:val="0"/>
+                <w14:ligatures w14:val="none"/>
+              </w:rPr>
+            </w:pPr>
+            <w:r>
+              <w:rPr>
+                <w:rFonts w:ascii="Times New Roman" w:eastAsia="Times New Roman" w:hAnsi="Times New Roman" w:cs="Times New Roman"/>
+                <w:b/>
+                <w:bCs/>
+                <w:kern w:val="0"/>
+                <w14:ligatures w14:val="none"/>
+              </w:rPr>
+              <w:t>9:00 AM - 11:00 AM</w:t>
+            </w:r>
+          </w:p>
+        </w:tc>
+        <w:tc>
+          <w:tcPr>
+            <w:tcW w:w="0" w:type="auto"/>
+            <w:vAlign w:val="center"/>
+            <w:hideMark/>
+          </w:tcPr>
+          <w:p>
+            <w:pPr>
+              <w:spacing w:after="0" w:line="240" w:lineRule="auto"/>
+              <w:rPr>
+                <w:rFonts w:ascii="Times New Roman" w:eastAsia="Times New Roman" w:hAnsi="Times New Roman" w:cs="Times New Roman"/>
+                <w:kern w:val="0"/>
+                <w14:ligatures w14:val="none"/>
+              </w:rPr>
+            </w:pPr>
+            <w:r>
+              <w:rPr>
+                <w:rFonts w:ascii="Times New Roman" w:eastAsia="Times New Roman" w:hAnsi="Times New Roman" w:cs="Times New Roman"/>
+                <w:kern w:val="0"/>
+                <w14:ligatures w14:val="none"/>
+              </w:rPr>
+              <w:t>NUS lecture: Deep Learning / Machine Learning Systems</w:t>
+            </w:r>
+          </w:p>
+        </w:tc>
+      </w:tr>
+      <w:tr>
+        <w:trPr>
+          <w:tblCellSpacing w:w="15" w:type="dxa"/>
+        </w:trPr>
+        <w:tc>
+          <w:tcPr>
+            <w:tcW w:w="0" w:type="auto"/>
+            <w:vAlign w:val="center"/>
+            <w:hideMark/>
+          </w:tcPr>
+          <w:p>
+            <w:pPr>
+              <w:spacing w:after="0" w:line="240" w:lineRule="auto"/>
+              <w:rPr>
+                <w:rFonts w:ascii="Times New Roman" w:eastAsia="Times New Roman" w:hAnsi="Times New Roman" w:cs="Times New Roman"/>
+                <w:kern w:val="0"/>
+                <w14:ligatures w14:val="none"/>
+              </w:rPr>
+            </w:pPr>
+            <w:r>
+              <w:rPr>
+                <w:rFonts w:ascii="Times New Roman" w:eastAsia="Times New Roman" w:hAnsi="Times New Roman" w:cs="Times New Roman"/>
+                <w:b/>
+                <w:bCs/>
+                <w:kern w:val="0"/>
+                <w14:ligatures w14:val="none"/>
+              </w:rPr>
+              <w:t>11:00 AM - 12:00 PM</w:t>
+            </w:r>
+          </w:p>
+        </w:tc>
+        <w:tc>
+          <w:tcPr>
+            <w:tcW w:w="0" w:type="auto"/>
+            <w:vAlign w:val="center"/>
+            <w:hideMark/>
+          </w:tcPr>
+          <w:p>
+            <w:pPr>
+              <w:spacing w:after="0" w:line="240" w:lineRule="auto"/>
+              <w:rPr>
+                <w:rFonts w:ascii="Times New Roman" w:eastAsia="Times New Roman" w:hAnsi="Times New Roman" w:cs="Times New Roman"/>
+                <w:kern w:val="0"/>
+                <w14:ligatures w14:val="none"/>
+              </w:rPr>
+            </w:pPr>
+            <w:r>
+              <w:rPr>
+                <w:rFonts w:ascii="Times New Roman" w:eastAsia="Times New Roman" w:hAnsi="Times New Roman" w:cs="Times New Roman"/>
+                <w:kern w:val="0"/>
+                <w14:ligatures w14:val="none"/>
+              </w:rPr>
+              <w:t>Group discussion with project teammates about an agentic AI project</w:t>
+            </w:r>
+          </w:p>
+        </w:tc>
+      </w:tr>
+      <w:tr>
+        <w:trPr>
+          <w:tblCellSpacing w:w="15" w:type="dxa"/>
+        </w:trPr>
+        <w:tc>
+          <w:tcPr>
+            <w:tcW w:w="0" w:type="auto"/>
+            <w:vAlign w:val="center"/>
+            <w:hideMark/>
+          </w:tcPr>
+          <w:p>
+            <w:pPr>
+              <w:spacing w:after="0" w:line="240" w:lineRule="auto"/>
+              <w:rPr>
+                <w:rFonts w:ascii="Times New Roman" w:eastAsia="Times New Roman" w:hAnsi="Times New Roman" w:cs="Times New Roman"/>
+                <w:kern w:val="0"/>
+                <w14:ligatures w14:val="none"/>
+              </w:rPr>
+            </w:pPr>
+            <w:r>
+              <w:rPr>
+                <w:rFonts w:ascii="Times New Roman" w:eastAsia="Times New Roman" w:hAnsi="Times New Roman" w:cs="Times New Roman"/>
+                <w:b/>
+                <w:bCs/>
+                <w:kern w:val="0"/>
+                <w14:ligatures w14:val="none"/>
+              </w:rPr>
+              <w:t>12:00 PM - 1:00 PM</w:t>
+            </w:r>
+          </w:p>
+        </w:tc>
+        <w:tc>
+          <w:tcPr>
+            <w:tcW w:w="0" w:type="auto"/>
+            <w:vAlign w:val="center"/>
+            <w:hideMark/>
+          </w:tcPr>
+          <w:p>
+            <w:pPr>
+              <w:spacing w:after="0" w:line="240" w:lineRule="auto"/>
+              <w:rPr>
+                <w:rFonts w:ascii="Times New Roman" w:eastAsia="Times New Roman" w:hAnsi="Times New Roman" w:cs="Times New Roman"/>
+                <w:kern w:val="0"/>
+                <w14:ligatures w14:val="none"/>
+              </w:rPr>
+            </w:pPr>
+            <w:r>
+              <w:rPr>
+                <w:rFonts w:ascii="Times New Roman" w:eastAsia="Times New Roman" w:hAnsi="Times New Roman" w:cs="Times New Roman"/>
+                <w:kern w:val="0"/>
+                <w14:ligatures w14:val="none"/>
+              </w:rPr>
+              <w:t>Lunch with friends at campus</w:t>
+            </w:r>
+          </w:p>
+        </w:tc>
+      </w:tr>
+      <w:tr>
+        <w:trPr>
+          <w:tblCellSpacing w:w="15" w:type="dxa"/>
+        </w:trPr>
+        <w:tc>
+          <w:tcPr>
+            <w:tcW w:w="0" w:type="auto"/>
+            <w:vAlign w:val="center"/>
+            <w:hideMark/>
+          </w:tcPr>
+          <w:p>
+            <w:pPr>
+              <w:spacing w:after="0" w:line="240" w:lineRule="auto"/>
+              <w:rPr>
+                <w:rFonts w:ascii="Times New Roman" w:eastAsia="Times New Roman" w:hAnsi="Times New Roman" w:cs="Times New Roman"/>
+                <w:kern w:val="0"/>
+                <w14:ligatures w14:val="none"/>
+              </w:rPr>
+            </w:pPr>
+            <w:r>
+              <w:rPr>
+                <w:rFonts w:ascii="Times New Roman" w:eastAsia="Times New Roman" w:hAnsi="Times New Roman" w:cs="Times New Roman"/>
+                <w:b/>
+                <w:bCs/>
+                <w:kern w:val="0"/>
+                <w14:ligatures w14:val="none"/>
+              </w:rPr>
+              <w:t>1:00 PM - 3:00 PM</w:t>
+            </w:r>
+          </w:p>
+        </w:tc>
+        <w:tc>
+          <w:tcPr>
+            <w:tcW w:w="0" w:type="auto"/>
+            <w:vAlign w:val="center"/>
+            <w:hideMark/>
+          </w:tcPr>
+          <w:p>
+            <w:pPr>
+              <w:spacing w:after="0" w:line="240" w:lineRule="auto"/>
+              <w:rPr>
+                <w:rFonts w:ascii="Times New Roman" w:eastAsia="Times New Roman" w:hAnsi="Times New Roman" w:cs="Times New Roman"/>
+                <w:kern w:val="0"/>
+                <w14:ligatures w14:val="none"/>
+              </w:rPr>
+            </w:pPr>
+            <w:r>
+              <w:rPr>
+                <w:rFonts w:ascii="Times New Roman" w:eastAsia="Times New Roman" w:hAnsi="Times New Roman" w:cs="Times New Roman"/>
+                <w:kern w:val="0"/>
+                <w14:ligatures w14:val="none"/>
+              </w:rPr>
+              <w:t>Research and coding session: experimenting with multi-agent workflows, RAG pipelines, or LLM evaluation</w:t>
+            </w:r>
+          </w:p>
+        </w:tc>
+      </w:tr>
+      <w:tr>
+        <w:trPr>
+          <w:tblCellSpacing w:w="15" w:type="dxa"/>
+        </w:trPr>
+        <w:tc>
+          <w:tcPr>
+            <w:tcW w:w="0" w:type="auto"/>
+            <w:vAlign w:val="center"/>
+            <w:hideMark/>
+          </w:tcPr>
+          <w:p>
+            <w:pPr>
+              <w:spacing w:after="0" w:line="240" w:lineRule="auto"/>
+              <w:rPr>
+                <w:rFonts w:ascii="Times New Roman" w:eastAsia="Times New Roman" w:hAnsi="Times New Roman" w:cs="Times New Roman"/>
+                <w:kern w:val="0"/>
+                <w14:ligatures w14:val="none"/>
+              </w:rPr>
+            </w:pPr>
+            <w:r>
+              <w:rPr>
+                <w:rFonts w:ascii="Times New Roman" w:eastAsia="Times New Roman" w:hAnsi="Times New Roman" w:cs="Times New Roman"/>
+                <w:b/>
+                <w:bCs/>
+                <w:kern w:val="0"/>
+                <w14:ligatures w14:val="none"/>
+              </w:rPr>
+              <w:t>3:00 PM - 3:30 PM</w:t>
+            </w:r>
+          </w:p>
+        </w:tc>
+        <w:tc>
+          <w:tcPr>
+            <w:tcW w:w="0" w:type="auto"/>
+            <w:vAlign w:val="center"/>
+            <w:hideMark/>
+          </w:tcPr>
+          <w:p>
+            <w:pPr>
+              <w:spacing w:after="0" w:line="240" w:lineRule="auto"/>
+              <w:rPr>
+                <w:rFonts w:ascii="Times New Roman" w:eastAsia="Times New Roman" w:hAnsi="Times New Roman" w:cs="Times New Roman"/>
+                <w:kern w:val="0"/>
+                <w14:ligatures w14:val="none"/>
+              </w:rPr>
+            </w:pPr>
+            <w:r>
+              <w:rPr>
+                <w:rFonts w:ascii="Times New Roman" w:eastAsia="Times New Roman" w:hAnsi="Times New Roman" w:cs="Times New Roman"/>
+                <w:kern w:val="0"/>
+                <w14:ligatures w14:val="none"/>
+              </w:rPr>
+              <w:t xml:space="preserve">Coffee break and browsing recent papers on </w:t>
+            </w:r>
+            <w:proofErr w:type="spellStart"/>
+            <w:r>
+              <w:rPr>
+                <w:rFonts w:ascii="Times New Roman" w:eastAsia="Times New Roman" w:hAnsi="Times New Roman" w:cs="Times New Roman"/>
+                <w:kern w:val="0"/>
+                <w14:ligatures w14:val="none"/>
+              </w:rPr>
+              <w:t>arXiv</w:t>
+            </w:r>
+            <w:proofErr w:type="spellEnd"/>
+          </w:p>
+        </w:tc>
+      </w:tr>
+      <w:tr>
+        <w:trPr>
+          <w:tblCellSpacing w:w="15" w:type="dxa"/>
+        </w:trPr>
+        <w:tc>
+          <w:tcPr>
+            <w:tcW w:w="0" w:type="auto"/>
+            <w:vAlign w:val="center"/>
+            <w:hideMark/>
+          </w:tcPr>
+          <w:p>
+            <w:pPr>
+              <w:spacing w:after="0" w:line="240" w:lineRule="auto"/>
+              <w:rPr>
+                <w:rFonts w:ascii="Times New Roman" w:eastAsia="Times New Roman" w:hAnsi="Times New Roman" w:cs="Times New Roman"/>
+                <w:kern w:val="0"/>
+                <w14:ligatures w14:val="none"/>
+              </w:rPr>
+            </w:pPr>
+            <w:r>
+              <w:rPr>
+                <w:rFonts w:ascii="Times New Roman" w:eastAsia="Times New Roman" w:hAnsi="Times New Roman" w:cs="Times New Roman"/>
+                <w:b/>
+                <w:bCs/>
+                <w:kern w:val="0"/>
+                <w14:ligatures w14:val="none"/>
+              </w:rPr>
+              <w:t>3:30 PM - 5:30 PM</w:t>
+            </w:r>
+          </w:p>
+        </w:tc>
+        <w:tc>
+          <w:tcPr>
+            <w:tcW w:w="0" w:type="auto"/>
+            <w:vAlign w:val="center"/>
+            <w:hideMark/>
+          </w:tcPr>
+          <w:p>
+            <w:pPr>
+              <w:spacing w:after="0" w:line="240" w:lineRule="auto"/>
+              <w:rPr>
+                <w:rFonts w:ascii="Times New Roman" w:eastAsia="Times New Roman" w:hAnsi="Times New Roman" w:cs="Times New Roman"/>
+                <w:kern w:val="0"/>
+                <w14:ligatures w14:val="none"/>
+              </w:rPr>
+            </w:pPr>
+            <w:r>
+              <w:rPr>
+                <w:rFonts w:ascii="Times New Roman" w:eastAsia="Times New Roman" w:hAnsi="Times New Roman" w:cs="Times New Roman"/>
+                <w:kern w:val="0"/>
+                <w14:ligatures w14:val="none"/>
+              </w:rPr>
+              <w:t>Lab work, assignments, or meeting with supervisor</w:t>
+            </w:r>
+          </w:p>
+        </w:tc>
+      </w:tr>
+      <w:tr>
+        <w:trPr>
+          <w:tblCellSpacing w:w="15" w:type="dxa"/>
+        </w:trPr>
+        <w:tc>
+          <w:tcPr>
+            <w:tcW w:w="0" w:type="auto"/>
+            <w:vAlign w:val="center"/>
+            <w:hideMark/>
+          </w:tcPr>
+          <w:p>
+            <w:pPr>
+              <w:spacing w:after="0" w:line="240" w:lineRule="auto"/>
+              <w:rPr>
+                <w:rFonts w:ascii="Times New Roman" w:eastAsia="Times New Roman" w:hAnsi="Times New Roman" w:cs="Times New Roman"/>
+                <w:kern w:val="0"/>
+                <w14:ligatures w14:val="none"/>
+              </w:rPr>
+            </w:pPr>
+            <w:r>
+              <w:rPr>
+                <w:rFonts w:ascii="Times New Roman" w:eastAsia="Times New Roman" w:hAnsi="Times New Roman" w:cs="Times New Roman"/>
+                <w:b/>
+                <w:bCs/>
+                <w:kern w:val="0"/>
+                <w14:ligatures w14:val="none"/>
+              </w:rPr>
+              <w:t>5:30 PM - 7:00 PM</w:t>
+            </w:r>
+          </w:p>
+        </w:tc>
+        <w:tc>
+          <w:tcPr>
+            <w:tcW w:w="0" w:type="auto"/>
+            <w:vAlign w:val="center"/>
+            <w:hideMark/>
+          </w:tcPr>
+          <w:p>
+            <w:pPr>
+              <w:spacing w:after="0" w:line="240" w:lineRule="auto"/>
+              <w:rPr>
+                <w:rFonts w:ascii="Times New Roman" w:eastAsia="Times New Roman" w:hAnsi="Times New Roman" w:cs="Times New Roman"/>
+                <w:kern w:val="0"/>
+                <w14:ligatures w14:val="none"/>
+              </w:rPr>
+            </w:pPr>
+            <w:r>
+              <w:rPr>
+                <w:rFonts w:ascii="Times New Roman" w:eastAsia="Times New Roman" w:hAnsi="Times New Roman" w:cs="Times New Roman"/>
+                <w:kern w:val="0"/>
+                <w14:ligatures w14:val="none"/>
+              </w:rPr>
+              <w:t>Basketball practice (Mon/Wed/Fri) or Hockey training (Tue/Thu)</w:t>
+            </w:r>
+          </w:p>
+        </w:tc>
+      </w:tr>
+      <w:tr>
+        <w:trPr>
+          <w:tblCellSpacing w:w="15" w:type="dxa"/>
+        </w:trPr>
+        <w:tc>
+          <w:tcPr>
+            <w:tcW w:w="0" w:type="auto"/>
+            <w:vAlign w:val="center"/>
+            <w:hideMark/>
+          </w:tcPr>
+          <w:p>
+            <w:pPr>
+              <w:spacing w:after="0" w:line="240" w:lineRule="auto"/>
+              <w:rPr>
+                <w:rFonts w:ascii="Times New Roman" w:eastAsia="Times New Roman" w:hAnsi="Times New Roman" w:cs="Times New Roman"/>
+                <w:kern w:val="0"/>
+                <w14:ligatures w14:val="none"/>
+              </w:rPr>
+            </w:pPr>
+            <w:r>
+              <w:rPr>
+                <w:rFonts w:ascii="Times New Roman" w:eastAsia="Times New Roman" w:hAnsi="Times New Roman" w:cs="Times New Roman"/>
+                <w:b/>
+                <w:bCs/>
+                <w:kern w:val="0"/>
+                <w14:ligatures w14:val="none"/>
+              </w:rPr>
+              <w:t>7:00 PM - 8:00 PM</w:t>
+            </w:r>
+          </w:p>
+        </w:tc>
+        <w:tc>
+          <w:tcPr>
+            <w:tcW w:w="0" w:type="auto"/>
+            <w:vAlign w:val="center"/>
+            <w:hideMark/>
+          </w:tcPr>
+          <w:p>
+            <w:pPr>
+              <w:spacing w:after="0" w:line="240" w:lineRule="auto"/>
+              <w:rPr>
+                <w:rFonts w:ascii="Times New Roman" w:eastAsia="Times New Roman" w:hAnsi="Times New Roman" w:cs="Times New Roman"/>
+                <w:kern w:val="0"/>
+                <w14:ligatures w14:val="none"/>
+              </w:rPr>
+            </w:pPr>
+            <w:r>
+              <w:rPr>
+                <w:rFonts w:ascii="Times New Roman" w:eastAsia="Times New Roman" w:hAnsi="Times New Roman" w:cs="Times New Roman"/>
+                <w:kern w:val="0"/>
+                <w14:ligatures w14:val="none"/>
+              </w:rPr>
+              <w:t>Dinner</w:t>
+            </w:r>
+          </w:p>
+        </w:tc>
+      </w:tr>
+      <w:tr>
+        <w:trPr>
+          <w:tblCellSpacing w:w="15" w:type="dxa"/>
+        </w:trPr>
+        <w:tc>
+          <w:tcPr>
+            <w:tcW w:w="0" w:type="auto"/>
+            <w:vAlign w:val="center"/>
+            <w:hideMark/>
+          </w:tcPr>
+          <w:p>
+            <w:pPr>
+              <w:spacing w:after="0" w:line="240" w:lineRule="auto"/>
+              <w:rPr>
+                <w:rFonts w:ascii="Times New Roman" w:eastAsia="Times New Roman" w:hAnsi="Times New Roman" w:cs="Times New Roman"/>
+                <w:kern w:val="0"/>
+                <w14:ligatures w14:val="none"/>
+              </w:rPr>
+            </w:pPr>
+            <w:r>
+              <w:rPr>
+                <w:rFonts w:ascii="Times New Roman" w:eastAsia="Times New Roman" w:hAnsi="Times New Roman" w:cs="Times New Roman"/>
+                <w:b/>
+                <w:bCs/>
+                <w:kern w:val="0"/>
+                <w14:ligatures w14:val="none"/>
+              </w:rPr>
+              <w:t>8:00 PM - 10:00 PM</w:t>
+            </w:r>
+          </w:p>
+        </w:tc>
+        <w:tc>
+          <w:tcPr>
+            <w:tcW w:w="0" w:type="auto"/>
+            <w:vAlign w:val="center"/>
+            <w:hideMark/>
+          </w:tcPr>
+          <w:p>
+            <w:pPr>
+              <w:spacing w:after="0" w:line="240" w:lineRule="auto"/>
+              <w:rPr>
+                <w:rFonts w:ascii="Times New Roman" w:eastAsia="Times New Roman" w:hAnsi="Times New Roman" w:cs="Times New Roman"/>
+                <w:kern w:val="0"/>
+                <w14:ligatures w14:val="none"/>
+              </w:rPr>
+            </w:pPr>
+            <w:r>
+              <w:rPr>
+                <w:rFonts w:ascii="Times New Roman" w:eastAsia="Times New Roman" w:hAnsi="Times New Roman" w:cs="Times New Roman"/>
+                <w:kern w:val="0"/>
+                <w14:ligatures w14:val="none"/>
+              </w:rPr>
+              <w:t>Personal AI projects: experimenting with deep learning architectures, agents, MCP servers, or new open-source frameworks</w:t>
+            </w:r>
+          </w:p>
+        </w:tc>
+      </w:tr>
+      <w:tr>
+        <w:trPr>
+          <w:tblCellSpacing w:w="15" w:type="dxa"/>
+        </w:trPr>
+        <w:tc>
+          <w:tcPr>
+            <w:tcW w:w="0" w:type="auto"/>
+            <w:vAlign w:val="center"/>
+            <w:hideMark/>
+          </w:tcPr>
+          <w:p>
+            <w:pPr>
+              <w:spacing w:after="0" w:line="240" w:lineRule="auto"/>
+              <w:rPr>
+                <w:rFonts w:ascii="Times New Roman" w:eastAsia="Times New Roman" w:hAnsi="Times New Roman" w:cs="Times New Roman"/>
+                <w:kern w:val="0"/>
+                <w14:ligatures w14:val="none"/>
+              </w:rPr>
+            </w:pPr>
+            <w:r>
+              <w:rPr>
+                <w:rFonts w:ascii="Times New Roman" w:eastAsia="Times New Roman" w:hAnsi="Times New Roman" w:cs="Times New Roman"/>
+                <w:b/>
+                <w:bCs/>
+                <w:kern w:val="0"/>
+                <w14:ligatures w14:val="none"/>
+              </w:rPr>
+              <w:t>10:00 PM - 10:45 PM</w:t>
+            </w:r>
+          </w:p>
+        </w:tc>
+        <w:tc>
+          <w:tcPr>
+            <w:tcW w:w="0" w:type="auto"/>
+            <w:vAlign w:val="center"/>
+            <w:hideMark/>
+          </w:tcPr>
+          <w:p>
+            <w:pPr>
+              <w:spacing w:after="0" w:line="240" w:lineRule="auto"/>
+              <w:rPr>
+                <w:rFonts w:ascii="Times New Roman" w:eastAsia="Times New Roman" w:hAnsi="Times New Roman" w:cs="Times New Roman"/>
+                <w:kern w:val="0"/>
+                <w14:ligatures w14:val="none"/>
+              </w:rPr>
+            </w:pPr>
+            <w:r>
+              <w:rPr>
+                <w:rFonts w:ascii="Times New Roman" w:eastAsia="Times New Roman" w:hAnsi="Times New Roman" w:cs="Times New Roman"/>
+                <w:kern w:val="0"/>
+                <w14:ligatures w14:val="none"/>
+              </w:rPr>
+              <w:t>Watch F1 technical analysis videos or race commentary</w:t>
+            </w:r>
+          </w:p>
+        </w:tc>
+      </w:tr>
+      <w:tr>
+        <w:trPr>
+          <w:tblCellSpacing w:w="15" w:type="dxa"/>
+        </w:trPr>
+        <w:tc>
+          <w:tcPr>
+            <w:tcW w:w="0" w:type="auto"/>
+            <w:vAlign w:val="center"/>
+            <w:hideMark/>
+          </w:tcPr>
+          <w:p>
+            <w:pPr>
+              <w:spacing w:after="0" w:line="240" w:lineRule="auto"/>
+              <w:rPr>
+                <w:rFonts w:ascii="Times New Roman" w:eastAsia="Times New Roman" w:hAnsi="Times New Roman" w:cs="Times New Roman"/>
+                <w:kern w:val="0"/>
+                <w14:ligatures w14:val="none"/>
+              </w:rPr>
+            </w:pPr>
+            <w:r>
+              <w:rPr>
+                <w:rFonts w:ascii="Times New Roman" w:eastAsia="Times New Roman" w:hAnsi="Times New Roman" w:cs="Times New Roman"/>
+                <w:b/>
+                <w:bCs/>
+                <w:kern w:val="0"/>
+                <w14:ligatures w14:val="none"/>
+              </w:rPr>
+              <w:t>10:45 PM - 11:30 PM</w:t>
+            </w:r>
+          </w:p>
+        </w:tc>
+        <w:tc>
+          <w:tcPr>
+            <w:tcW w:w="0" w:type="auto"/>
+            <w:vAlign w:val="center"/>
+            <w:hideMark/>
+          </w:tcPr>
+          <w:p>
+            <w:pPr>
+              <w:spacing w:after="0" w:line="240" w:lineRule="auto"/>
+              <w:rPr>
+                <w:rFonts w:ascii="Times New Roman" w:eastAsia="Times New Roman" w:hAnsi="Times New Roman" w:cs="Times New Roman"/>
+                <w:kern w:val="0"/>
+                <w14:ligatures w14:val="none"/>
+              </w:rPr>
+            </w:pPr>
+            <w:r>
+              <w:rPr>
+                <w:rFonts w:ascii="Times New Roman" w:eastAsia="Times New Roman" w:hAnsi="Times New Roman" w:cs="Times New Roman"/>
+                <w:kern w:val="0"/>
+                <w14:ligatures w14:val="none"/>
+              </w:rPr>
+              <w:t>Light reading, planning next day's tasks</w:t>
+            </w:r>
+          </w:p>
+        </w:tc>
+      </w:tr>
+      <w:tr>
+        <w:trPr>
+          <w:tblCellSpacing w:w="15" w:type="dxa"/>
+        </w:trPr>
+        <w:tc>
+          <w:tcPr>
+            <w:tcW w:w="0" w:type="auto"/>
+            <w:vAlign w:val="center"/>
+            <w:hideMark/>
+          </w:tcPr>
+          <w:p>
+            <w:pPr>
+              <w:spacing w:after="0" w:line="240" w:lineRule="auto"/>
+              <w:rPr>
+                <w:rFonts w:ascii="Times New Roman" w:eastAsia="Times New Roman" w:hAnsi="Times New Roman" w:cs="Times New Roman"/>
+                <w:kern w:val="0"/>
+                <w14:ligatures w14:val="none"/>
+              </w:rPr>
+            </w:pPr>
+            <w:r>
+              <w:rPr>
+                <w:rFonts w:ascii="Times New Roman" w:eastAsia="Times New Roman" w:hAnsi="Times New Roman" w:cs="Times New Roman"/>
+                <w:b/>
+                <w:bCs/>
+                <w:kern w:val="0"/>
+                <w14:ligatures w14:val="none"/>
+              </w:rPr>
+              <w:t>11:30 PM</w:t>
+            </w:r>
+          </w:p>
+        </w:tc>
+        <w:tc>
+          <w:tcPr>
+            <w:tcW w:w="0" w:type="auto"/>
+            <w:vAlign w:val="center"/>
+            <w:hideMark/>
+          </w:tcPr>
+          <w:p>
+            <w:pPr>
+              <w:spacing w:after="0" w:line="240" w:lineRule="auto"/>
+              <w:rPr>
+                <w:rFonts w:ascii="Times New Roman" w:eastAsia="Times New Roman" w:hAnsi="Times New Roman" w:cs="Times New Roman"/>
+                <w:kern w:val="0"/>
+                <w14:ligatures w14:val="none"/>
+              </w:rPr>
+            </w:pPr>
+            <w:r>
+              <w:rPr>
+                <w:rFonts w:ascii="Times New Roman" w:eastAsia="Times New Roman" w:hAnsi="Times New Roman" w:cs="Times New Roman"/>
+                <w:kern w:val="0"/>
+                <w14:ligatures w14:val="none"/>
+              </w:rPr>
+              <w:t>Sleep</w:t>
+            </w:r>
+          </w:p>
+        </w:tc>
+      </w:tr>
+    </w:tbl>
+    <w:p/>
     <w:sectPr>
       <w:pgSz w:w="12240" w:h="15840"/>
       <w:pgMar w:top="1440" w:right="1440" w:bottom="1440" w:left="1440" w:header="708" w:footer="708" w:gutter="0"/>
@@ -950,6 +1929,17 @@
       <w:spacing w:val="5"/>
     </w:rPr>
   </w:style>
+  <w:style w:type="character" w:styleId="Strong">
+    <w:name w:val="Strong"/>
+    <w:basedOn w:val="DefaultParagraphFont"/>
+    <w:uiPriority w:val="22"/>
+    <w:qFormat/>
+    <w:rsid w:val="008B6A15"/>
+    <w:rPr>
+      <w:b/>
+      <w:bCs/>
+    </w:rPr>
+  </w:style>
 </w:styles>
 </file>
 
